--- a/Informe_Ejecutivo_Cierre_Agosto_2026.docx
+++ b/Informe_Ejecutivo_Cierre_Agosto_2026.docx
@@ -162,7 +162,7 @@
           <w:color w:val="222222"/>
           <w:sz w:val="19"/>
         </w:rPr>
-        <w:t>El hallazgo que exige decisión es de asignación, no de esfuerzo: 84.179 registros de 28.619 personas permanecen sin asesor responsable y por tanto fuera de toda gestión.</w:t>
+        <w:t>El hallazgo que exige decisión es de asignación, no de esfuerzo: 4.249 estudiantes de la meta vigente, con $1.383,8 millones en saldo, no tienen asesor responsable y por tanto quedan fuera de toda gestión.</w:t>
       </w:r>
     </w:p>
     <w:p>
@@ -5232,7 +5232,7 @@
           <w:color w:val="1B365D"/>
           <w:sz w:val="19"/>
         </w:rPr>
-        <w:t xml:space="preserve">Cartera sin responsable: </w:t>
+        <w:t xml:space="preserve">Cartera de la meta sin responsable: </w:t>
       </w:r>
       <w:r>
         <w:rPr>
@@ -5242,7 +5242,7 @@
           <w:color w:val="222222"/>
           <w:sz w:val="19"/>
         </w:rPr>
-        <w:t>84.179 registros de 28.619 personas están marcados «reasignar en CRM» o «sin asignar». Es el 27% de la cartera del CRM y ningún asesor la tiene a cargo, de modo que queda fuera de cualquier indicador de gestión. Recomendamos resolver la asignación antes del cierre de septiembre.</w:t>
+        <w:t>4.249 estudiantes de la meta de septiembre —16.272 registros marcados «reasignar en CRM» o «sin asignar»— no tienen asesor a cargo. Suman $1.383,8 millones, el 8,4% del saldo de la meta, y al no estar asignados quedan fuera de cualquier indicador de gestión. Recomendamos resolver la asignación antes del cierre de septiembre.</w:t>
       </w:r>
     </w:p>
     <w:p>
@@ -5354,7 +5354,7 @@
           <w:color w:val="222222"/>
           <w:sz w:val="19"/>
         </w:rPr>
-        <w:t>Reasignar los 84.179 registros sin responsable y atacar el segmento «sin registro de clase» con una estrategia distinta a la llamada de seguimiento: concentra $4.355,0 millones y solo respondió el 3,2%.</w:t>
+        <w:t>Asignar los 4.249 estudiantes de la meta que hoy no tienen responsable ($1.383,8 millones) y atacar el segmento «sin registro de clase» con una estrategia distinta a la llamada de seguimiento: concentra $4.355,0 millones y solo respondió el 3,2%.</w:t>
       </w:r>
     </w:p>
     <w:p>
